--- a/output/CH_Packet_20260907.docx
+++ b/output/CH_Packet_20260907.docx
@@ -22,7 +22,7 @@
         <w:br/>
       </w:r>
       <w:r>
-        <w:t>Auto-generated 2026-09-07T04:56:27.026126+00:00 from dekad 2026-08-21 (content hash 20887a30882811b5)</w:t>
+        <w:t>Auto-generated 2026-09-07T05:22:03.444110+00:00 from dekad 2026-08-21 (content hash 0eeaff677a199822)</w:t>
         <w:br/>
       </w:r>
       <w:r>

--- a/output/CH_Packet_20260907.docx
+++ b/output/CH_Packet_20260907.docx
@@ -22,7 +22,7 @@
         <w:br/>
       </w:r>
       <w:r>
-        <w:t>Auto-generated 2026-09-07T05:22:03.444110+00:00 from dekad 2026-08-21 (content hash 0eeaff677a199822)</w:t>
+        <w:t>Auto-generated 2026-09-07T06:58:12.464179+00:00 from dekad 2026-08-21 (content hash a08540c7c4b58b3c)</w:t>
         <w:br/>
       </w:r>
       <w:r>

--- a/output/CH_Packet_20260907.docx
+++ b/output/CH_Packet_20260907.docx
@@ -22,7 +22,7 @@
         <w:br/>
       </w:r>
       <w:r>
-        <w:t>Auto-generated 2026-09-07T06:58:12.464179+00:00 from dekad 2026-08-21 (content hash a08540c7c4b58b3c)</w:t>
+        <w:t>Auto-generated 2026-09-07T07:44:51.919192+00:00 from dekad 2026-08-21 (content hash dfce358a67b2d897)</w:t>
         <w:br/>
       </w:r>
       <w:r>

--- a/output/CH_Packet_20260907.docx
+++ b/output/CH_Packet_20260907.docx
@@ -22,7 +22,7 @@
         <w:br/>
       </w:r>
       <w:r>
-        <w:t>Auto-generated 2026-09-07T07:44:51.919192+00:00 from dekad 2026-08-21 (content hash dfce358a67b2d897)</w:t>
+        <w:t>Auto-generated 2026-09-07T08:22:55.592603+00:00 from dekad 2026-08-21 (content hash 4b03da43b5ebe28e)</w:t>
         <w:br/>
       </w:r>
       <w:r>

--- a/output/CH_Packet_20260907.docx
+++ b/output/CH_Packet_20260907.docx
@@ -22,7 +22,7 @@
         <w:br/>
       </w:r>
       <w:r>
-        <w:t>Auto-generated 2026-09-07T08:22:55.592603+00:00 from dekad 2026-08-21 (content hash 4b03da43b5ebe28e)</w:t>
+        <w:t>Auto-generated 2026-09-07T08:33:23.104812+00:00 from dekad 2026-08-21 (content hash cc6983a9d827ce3b)</w:t>
         <w:br/>
       </w:r>
       <w:r>

--- a/output/CH_Packet_20260907.docx
+++ b/output/CH_Packet_20260907.docx
@@ -22,7 +22,7 @@
         <w:br/>
       </w:r>
       <w:r>
-        <w:t>Auto-generated 2026-09-07T08:33:23.104812+00:00 from dekad 2026-08-21 (content hash cc6983a9d827ce3b)</w:t>
+        <w:t>Auto-generated 2026-09-07T08:58:47.252757+00:00 from dekad 2026-08-21 (content hash abca76ce3567487b)</w:t>
         <w:br/>
       </w:r>
       <w:r>

--- a/output/CH_Packet_20260907.docx
+++ b/output/CH_Packet_20260907.docx
@@ -22,7 +22,7 @@
         <w:br/>
       </w:r>
       <w:r>
-        <w:t>Auto-generated 2026-09-07T08:58:47.252757+00:00 from dekad 2026-08-21 (content hash abca76ce3567487b)</w:t>
+        <w:t>Auto-generated 2026-09-07T22:57:57.454436+00:00 from dekad 2026-08-21 (content hash ac077a020c64dff1)</w:t>
         <w:br/>
       </w:r>
       <w:r>

--- a/output/CH_Packet_20260907.docx
+++ b/output/CH_Packet_20260907.docx
@@ -22,7 +22,7 @@
         <w:br/>
       </w:r>
       <w:r>
-        <w:t>Auto-generated 2026-09-07T22:57:57.454436+00:00 from dekad 2026-08-21 (content hash ac077a020c64dff1)</w:t>
+        <w:t>Auto-generated 2026-09-07T23:08:27.349505+00:00 from dekad 2026-08-21 (content hash 00fd5faa9e43ae49)</w:t>
         <w:br/>
       </w:r>
       <w:r>

--- a/output/CH_Packet_20260907.docx
+++ b/output/CH_Packet_20260907.docx
@@ -22,7 +22,7 @@
         <w:br/>
       </w:r>
       <w:r>
-        <w:t>Auto-generated 2026-09-07T23:08:27.349505+00:00 from dekad 2026-08-21 (content hash 00fd5faa9e43ae49)</w:t>
+        <w:t>Auto-generated 2026-09-07T23:26:38.886806+00:00 from dekad 2026-08-21 (content hash 752f9980ffa9025d)</w:t>
         <w:br/>
       </w:r>
       <w:r>
